--- a/Тестовое задание. Журавлев Александр Александрович.docx
+++ b/Тестовое задание. Журавлев Александр Александрович.docx
@@ -3771,7 +3771,6 @@
         <w:rPr>
           <w:i/>
           <w:iCs/>
-          <w:lang w:val="en-US"/>
         </w:rPr>
       </w:pPr>
       <w:r>
@@ -3786,7 +3785,6 @@
         <w:rPr>
           <w:i/>
           <w:iCs/>
-          <w:lang w:val="en-US"/>
         </w:rPr>
         <w:t xml:space="preserve"> </w:t>
       </w:r>
@@ -3802,7 +3800,6 @@
         <w:rPr>
           <w:i/>
           <w:iCs/>
-          <w:lang w:val="en-US"/>
         </w:rPr>
         <w:t>1</w:t>
       </w:r>
@@ -3987,7 +3984,6 @@
         <w:rPr>
           <w:i/>
           <w:iCs/>
-          <w:lang w:val="en-US"/>
         </w:rPr>
       </w:pPr>
       <w:r>
@@ -4002,7 +3998,6 @@
         <w:rPr>
           <w:i/>
           <w:iCs/>
-          <w:lang w:val="en-US"/>
         </w:rPr>
         <w:t xml:space="preserve"> </w:t>
       </w:r>
@@ -4018,7 +4013,6 @@
         <w:rPr>
           <w:i/>
           <w:iCs/>
-          <w:lang w:val="en-US"/>
         </w:rPr>
         <w:t>1</w:t>
       </w:r>
@@ -4175,7 +4169,6 @@
         <w:rPr>
           <w:i/>
           <w:iCs/>
-          <w:lang w:val="en-US"/>
         </w:rPr>
       </w:pPr>
       <w:r>
@@ -4190,7 +4183,6 @@
         <w:rPr>
           <w:i/>
           <w:iCs/>
-          <w:lang w:val="en-US"/>
         </w:rPr>
         <w:t xml:space="preserve"> </w:t>
       </w:r>
@@ -4206,7 +4198,6 @@
         <w:rPr>
           <w:i/>
           <w:iCs/>
-          <w:lang w:val="en-US"/>
         </w:rPr>
         <w:t>1</w:t>
       </w:r>
@@ -5842,6 +5833,9 @@
         </w:rPr>
       </w:pPr>
       <w:r>
+        <w:rPr>
+          <w:lang w:val="en-US"/>
+        </w:rPr>
         <w:t xml:space="preserve">  </w:t>
       </w:r>
       <w:r>
@@ -5954,6 +5948,9 @@
         </w:rPr>
       </w:pPr>
       <w:r>
+        <w:rPr>
+          <w:lang w:val="en-US"/>
+        </w:rPr>
         <w:t xml:space="preserve">  </w:t>
       </w:r>
       <w:r>
@@ -6102,6 +6099,9 @@
         </w:rPr>
       </w:pPr>
       <w:r>
+        <w:rPr>
+          <w:lang w:val="en-US"/>
+        </w:rPr>
         <w:t xml:space="preserve">  </w:t>
       </w:r>
       <w:r>
@@ -6889,6 +6889,9 @@
         </w:rPr>
       </w:pPr>
       <w:r>
+        <w:rPr>
+          <w:lang w:val="en-US"/>
+        </w:rPr>
         <w:t xml:space="preserve">   </w:t>
       </w:r>
       <w:r>
@@ -7038,6 +7041,9 @@
         </w:rPr>
       </w:pPr>
       <w:r>
+        <w:rPr>
+          <w:lang w:val="en-US"/>
+        </w:rPr>
         <w:t xml:space="preserve">   </w:t>
       </w:r>
       <w:r>
@@ -9522,7 +9528,25 @@
           <w:bCs w:val="0"/>
           <w:color w:val="000000" w:themeColor="text1"/>
         </w:rPr>
-        <w:t>'Счёт отправителя не найден.', 32, 1);</w:t>
+        <w:t xml:space="preserve">'Счёт отправителя не найден.', </w:t>
+      </w:r>
+      <w:r>
+        <w:rPr>
+          <w:rStyle w:val="ad"/>
+          <w:b w:val="0"/>
+          <w:bCs w:val="0"/>
+          <w:color w:val="000000" w:themeColor="text1"/>
+        </w:rPr>
+        <w:t>16</w:t>
+      </w:r>
+      <w:r>
+        <w:rPr>
+          <w:rStyle w:val="ad"/>
+          <w:b w:val="0"/>
+          <w:bCs w:val="0"/>
+          <w:color w:val="000000" w:themeColor="text1"/>
+        </w:rPr>
+        <w:t>, 1);</w:t>
       </w:r>
     </w:p>
     <w:p>
@@ -9732,7 +9756,25 @@
           <w:bCs w:val="0"/>
           <w:color w:val="000000" w:themeColor="text1"/>
         </w:rPr>
-        <w:t>'Счёт получателя не найден.', 32, 1);</w:t>
+        <w:t xml:space="preserve">'Счёт получателя не найден.', </w:t>
+      </w:r>
+      <w:r>
+        <w:rPr>
+          <w:rStyle w:val="ad"/>
+          <w:b w:val="0"/>
+          <w:bCs w:val="0"/>
+          <w:color w:val="000000" w:themeColor="text1"/>
+        </w:rPr>
+        <w:t>16</w:t>
+      </w:r>
+      <w:r>
+        <w:rPr>
+          <w:rStyle w:val="ad"/>
+          <w:b w:val="0"/>
+          <w:bCs w:val="0"/>
+          <w:color w:val="000000" w:themeColor="text1"/>
+        </w:rPr>
+        <w:t>, 1);</w:t>
       </w:r>
     </w:p>
     <w:p>
@@ -10064,7 +10106,25 @@
           <w:bCs w:val="0"/>
           <w:color w:val="000000" w:themeColor="text1"/>
         </w:rPr>
-        <w:t>'Недостаточно средств на счёте отправителя.', 32, 1);</w:t>
+        <w:t xml:space="preserve">'Недостаточно средств на счёте отправителя.', </w:t>
+      </w:r>
+      <w:r>
+        <w:rPr>
+          <w:rStyle w:val="ad"/>
+          <w:b w:val="0"/>
+          <w:bCs w:val="0"/>
+          <w:color w:val="000000" w:themeColor="text1"/>
+        </w:rPr>
+        <w:t>16</w:t>
+      </w:r>
+      <w:r>
+        <w:rPr>
+          <w:rStyle w:val="ad"/>
+          <w:b w:val="0"/>
+          <w:bCs w:val="0"/>
+          <w:color w:val="000000" w:themeColor="text1"/>
+        </w:rPr>
+        <w:t>, 1);</w:t>
       </w:r>
     </w:p>
     <w:p>
@@ -10334,6 +10394,7 @@
           <w:b w:val="0"/>
           <w:bCs w:val="0"/>
           <w:color w:val="000000" w:themeColor="text1"/>
+          <w:lang w:val="en-US"/>
         </w:rPr>
       </w:pPr>
       <w:r>
@@ -10352,6 +10413,7 @@
           <w:b w:val="0"/>
           <w:bCs w:val="0"/>
           <w:color w:val="000000" w:themeColor="text1"/>
+          <w:lang w:val="en-US"/>
         </w:rPr>
         <w:t>WHERE N = @N1;</w:t>
       </w:r>
@@ -10365,6 +10427,7 @@
           <w:b w:val="0"/>
           <w:bCs w:val="0"/>
           <w:color w:val="000000" w:themeColor="text1"/>
+          <w:lang w:val="en-US"/>
         </w:rPr>
       </w:pPr>
     </w:p>
@@ -10385,8 +10448,17 @@
           <w:b w:val="0"/>
           <w:bCs w:val="0"/>
           <w:color w:val="000000" w:themeColor="text1"/>
+          <w:lang w:val="en-US"/>
         </w:rPr>
         <w:tab/>
+      </w:r>
+      <w:r>
+        <w:rPr>
+          <w:rStyle w:val="ad"/>
+          <w:b w:val="0"/>
+          <w:bCs w:val="0"/>
+          <w:color w:val="000000" w:themeColor="text1"/>
+        </w:rPr>
         <w:t>-- Зачисляем сумму @S на счёт @N2</w:t>
       </w:r>
     </w:p>
@@ -12408,19 +12480,7 @@
         <w:rPr>
           <w:lang w:eastAsia="ru-RU"/>
         </w:rPr>
-        <w:t xml:space="preserve">Причина </w:t>
-      </w:r>
-      <w:r>
-        <w:rPr>
-          <w:lang w:eastAsia="ru-RU"/>
-        </w:rPr>
-        <w:t>2</w:t>
-      </w:r>
-      <w:r>
-        <w:rPr>
-          <w:lang w:eastAsia="ru-RU"/>
-        </w:rPr>
-        <w:t xml:space="preserve">: </w:t>
+        <w:t xml:space="preserve">Причина 2: </w:t>
       </w:r>
       <w:r>
         <w:rPr>
@@ -12693,7 +12753,7 @@
           <v:shape id="_x0000_i1025" type="#_x0000_t75" style="width:414.6pt;height:329.4pt" o:ole="">
             <v:imagedata r:id="rId11" o:title=""/>
           </v:shape>
-          <o:OLEObject Type="Embed" ProgID="WordPad.Document.1" ShapeID="_x0000_i1025" DrawAspect="Content" ObjectID="_1849335002" r:id="rId12"/>
+          <o:OLEObject Type="Embed" ProgID="WordPad.Document.1" ShapeID="_x0000_i1025" DrawAspect="Content" ObjectID="_1849631640" r:id="rId12"/>
         </w:object>
       </w:r>
     </w:p>
@@ -16026,19 +16086,8 @@
           <w:szCs w:val="18"/>
           <w:lang w:val="en-US"/>
         </w:rPr>
-        <w:t xml:space="preserve"> </w:t>
-      </w:r>
-      <w:proofErr w:type="spellStart"/>
-      <w:r>
-        <w:rPr>
-          <w:rFonts w:ascii="Consolas" w:hAnsi="Consolas"/>
-          <w:sz w:val="18"/>
-          <w:szCs w:val="18"/>
-          <w:lang w:val="en-US"/>
-        </w:rPr>
-        <w:t>дубликаты</w:t>
-      </w:r>
-      <w:proofErr w:type="spellEnd"/>
+        <w:t xml:space="preserve"> дубликаты</w:t>
+      </w:r>
     </w:p>
     <w:p>
       <w:pPr>
@@ -19072,6 +19121,7 @@
       </w:pPr>
       <w:r>
         <w:rPr>
+          <w:noProof/>
           <w:lang w:val="en-US"/>
         </w:rPr>
         <w:lastRenderedPageBreak/>
